--- a/worksheets/L8_Assessment1_Reflection_Worksheet.docx
+++ b/worksheets/L8_Assessment1_Reflection_Worksheet.docx
@@ -73,7 +73,7 @@
                 <w:sz w:val="22"/>
                 <w:szCs w:val="22"/>
               </w:rPr>
-              <w:t xml:space="preserve">Use after your 1.3 Test (lessons 1 to 7) has been marked</w:t>
+              <w:t xml:space="preserve">Use after your first 1.3 test (lessons 1 to 7) has been marked</w:t>
             </w:r>
           </w:p>
         </w:tc>
@@ -601,7 +601,7 @@
                       <w:sz w:val="21"/>
                       <w:szCs w:val="21"/>
                     </w:rPr>
-                    <w:t xml:space="preserve">1</w:t>
+                    <w:t xml:space="preserve"/>
                   </w:r>
                 </w:p>
               </w:tc>
@@ -635,7 +635,7 @@
                       <w:sz w:val="21"/>
                       <w:szCs w:val="21"/>
                     </w:rPr>
-                    <w:t xml:space="preserve">Types of network: LAN, WAN, standalone</w:t>
+                    <w:t xml:space="preserve">Types of network: LAN, WAN and standalone</w:t>
                   </w:r>
                 </w:p>
               </w:tc>
@@ -775,7 +775,7 @@
                       <w:sz w:val="21"/>
                       <w:szCs w:val="21"/>
                     </w:rPr>
-                    <w:t xml:space="preserve">2</w:t>
+                    <w:t xml:space="preserve"/>
                   </w:r>
                 </w:p>
               </w:tc>
@@ -949,7 +949,7 @@
                       <w:sz w:val="21"/>
                       <w:szCs w:val="21"/>
                     </w:rPr>
-                    <w:t xml:space="preserve">3</w:t>
+                    <w:t xml:space="preserve"/>
                   </w:r>
                 </w:p>
               </w:tc>
@@ -1123,7 +1123,7 @@
                       <w:sz w:val="21"/>
                       <w:szCs w:val="21"/>
                     </w:rPr>
-                    <w:t xml:space="preserve">4</w:t>
+                    <w:t xml:space="preserve"/>
                   </w:r>
                 </w:p>
               </w:tc>
@@ -1297,7 +1297,7 @@
                       <w:sz w:val="21"/>
                       <w:szCs w:val="21"/>
                     </w:rPr>
-                    <w:t xml:space="preserve">5</w:t>
+                    <w:t xml:space="preserve"/>
                   </w:r>
                 </w:p>
               </w:tc>
@@ -1471,7 +1471,7 @@
                       <w:sz w:val="21"/>
                       <w:szCs w:val="21"/>
                     </w:rPr>
-                    <w:t xml:space="preserve">6</w:t>
+                    <w:t xml:space="preserve"/>
                   </w:r>
                 </w:p>
               </w:tc>
@@ -2465,7 +2465,7 @@
                 <w:sz w:val="21"/>
                 <w:szCs w:val="21"/>
               </w:rPr>
-              <w:t xml:space="preserve">Types of network: zoom out (L1), Network control room (L2), Network showdown (L3), Mission: wire up the school (L4), Inside the internet (L5), Star and mesh networks (L6), Revision HQ (L7).</w:t>
+              <w:t xml:space="preserve">Types of network (L1) through to Revision HQ (L7).</w:t>
             </w:r>
           </w:p>
         </w:tc>
